--- a/outputs/tables/Supp_Table3_POI_Data_Sources.docx
+++ b/outputs/tables/Supp_Table3_POI_Data_Sources.docx
@@ -1818,7 +1818,7 @@
                 <w:szCs w:val="18"/>
                 <w:color w:val="000000"/>
               </w:rPr>
-              <w:t xml:space="preserve">Business records classified by NAICS code (dataset not named); tobacco stores only; coordinates from records; [linkage: check paper].</w:t>
+              <w:t xml:space="preserve">Business records classified by NAICS code (dataset not named); tobacco stores only; coordinates from records.</w:t>
             </w:r>
           </w:p>
         </w:tc>
@@ -5418,7 +5418,7 @@
                 <w:szCs w:val="18"/>
                 <w:color w:val="000000"/>
               </w:rPr>
-              <w:t xml:space="preserve">Connecticut Department of Consumer Protection licensed alcohol outlets (bars/clubs, restaurants, supermarkets, package stores), plus American Community Survey tract data and CDC Social Vulnerability Index; [linkage: check paper].</w:t>
+              <w:t xml:space="preserve">Connecticut Department of Consumer Protection licensed alcohol outlets (bars/clubs, restaurants, supermarkets, package stores), plus American Community Survey tract data and CDC Social Vulnerability Index.</w:t>
             </w:r>
           </w:p>
         </w:tc>
@@ -5643,7 +5643,7 @@
                 <w:szCs w:val="18"/>
                 <w:color w:val="000000"/>
               </w:rPr>
-              <w:t xml:space="preserve">OpenStreetMap and Kulturatlas Mannheim, plus participant-reported frequently visited places; bars, clubs, parks and other trigger points grouped into five categories (nightlife, culture, leisure, peers, meeting spots); [linkage: check paper].</w:t>
+              <w:t xml:space="preserve">OpenStreetMap and Kulturatlas Mannheim, plus participant-reported frequently visited places; bars, clubs, parks and other trigger points grouped into five categories (nightlife, culture, leisure, peers, meeting spots).</w:t>
             </w:r>
           </w:p>
         </w:tc>
